--- a/01_The_Blue_Silence/Manuscript/THE_BLUE_SILENCE_Chapter_04_Room_17.docx
+++ b/01_The_Blue_Silence/Manuscript/THE_BLUE_SILENCE_Chapter_04_Room_17.docx
@@ -237,15 +237,15 @@
         <w:jc w:val="left"/>
       </w:pPr>
       <w:r>
-        <w:t>“Victim's?”</w:t>
-      </w:r>
-    </w:p>
-    <w:p>
-      <w:pPr>
-        <w:jc w:val="left"/>
-      </w:pPr>
-      <w:r>
-        <w:t>“Don't know.”</w:t>
+        <w:t>“Victim’s?”</w:t>
+      </w:r>
+    </w:p>
+    <w:p>
+      <w:pPr>
+        <w:jc w:val="left"/>
+      </w:pPr>
+      <w:r>
+        <w:t>“Don’t know.”</w:t>
       </w:r>
     </w:p>
     <w:p>
@@ -405,15 +405,15 @@
         <w:jc w:val="left"/>
       </w:pPr>
       <w:r>
-        <w:t>“Don't write that it stopped during the robbery.”</w:t>
-      </w:r>
-    </w:p>
-    <w:p>
-      <w:pPr>
-        <w:jc w:val="left"/>
-      </w:pPr>
-      <w:r>
-        <w:t>“I wasn't.”</w:t>
+        <w:t>“Don’t write that it stopped during the robbery.”</w:t>
+      </w:r>
+    </w:p>
+    <w:p>
+      <w:pPr>
+        <w:jc w:val="left"/>
+      </w:pPr>
+      <w:r>
+        <w:t>“I wasn’t.”</w:t>
       </w:r>
     </w:p>
     <w:p>
@@ -473,7 +473,7 @@
         <w:jc w:val="left"/>
       </w:pPr>
       <w:r>
-        <w:t>Chong's first statement was taken at the clinic.</w:t>
+        <w:t>Chong’s first statement was taken at the clinic.</w:t>
       </w:r>
     </w:p>
     <w:p>
@@ -705,7 +705,7 @@
         <w:jc w:val="left"/>
       </w:pPr>
       <w:r>
-        <w:t>Rahman's pen stopped.</w:t>
+        <w:t>Rahman’s pen stopped.</w:t>
       </w:r>
     </w:p>
     <w:p>
@@ -737,7 +737,7 @@
         <w:jc w:val="left"/>
       </w:pPr>
       <w:r>
-        <w:t>“I don't remember.”</w:t>
+        <w:t>“I don’t remember.”</w:t>
       </w:r>
     </w:p>
     <w:p>
@@ -833,7 +833,7 @@
         <w:jc w:val="left"/>
       </w:pPr>
       <w:r>
-        <w:t>“I don't know.”</w:t>
+        <w:t>“I don’t know.”</w:t>
       </w:r>
     </w:p>
     <w:p>
@@ -1277,7 +1277,7 @@
         <w:jc w:val="left"/>
       </w:pPr>
       <w:r>
-        <w:t>“That isn't mine.”</w:t>
+        <w:t>“That isn’t mine.”</w:t>
       </w:r>
     </w:p>
     <w:p>
@@ -1373,7 +1373,7 @@
         <w:jc w:val="left"/>
       </w:pPr>
       <w:r>
-        <w:t>“I'm calling Faizal.”</w:t>
+        <w:t>“I’m calling Faizal.”</w:t>
       </w:r>
     </w:p>
     <w:p>
@@ -1705,7 +1705,7 @@
         <w:jc w:val="left"/>
       </w:pPr>
       <w:r>
-        <w:t>Faizal's voice did not change.</w:t>
+        <w:t>Faizal’s voice did not change.</w:t>
       </w:r>
     </w:p>
     <w:p>
@@ -1721,7 +1721,7 @@
         <w:jc w:val="left"/>
       </w:pPr>
       <w:r>
-        <w:t>“I don't know.”</w:t>
+        <w:t>“I don’t know.”</w:t>
       </w:r>
     </w:p>
     <w:p>
@@ -1745,7 +1745,7 @@
         <w:jc w:val="left"/>
       </w:pPr>
       <w:r>
-        <w:t>“I was told the earlier statement wasn't clear.”</w:t>
+        <w:t>“I was told the earlier statement wasn’t clear.”</w:t>
       </w:r>
     </w:p>
     <w:p>
@@ -1785,7 +1785,7 @@
         <w:jc w:val="left"/>
       </w:pPr>
       <w:r>
-        <w:t>“I can't remember.”</w:t>
+        <w:t>“I can’t remember.”</w:t>
       </w:r>
     </w:p>
     <w:p>
@@ -1913,7 +1913,7 @@
         <w:jc w:val="left"/>
       </w:pPr>
       <w:r>
-        <w:t>Hamid's eyes moved toward Rahman.</w:t>
+        <w:t>Hamid’s eyes moved toward Rahman.</w:t>
       </w:r>
     </w:p>
     <w:p>
@@ -1929,7 +1929,7 @@
         <w:jc w:val="left"/>
       </w:pPr>
       <w:r>
-        <w:t>“Victim wasn't sure.”</w:t>
+        <w:t>“Victim wasn’t sure.”</w:t>
       </w:r>
     </w:p>
     <w:p>
@@ -2001,7 +2001,7 @@
         <w:jc w:val="left"/>
       </w:pPr>
       <w:r>
-        <w:t>“I didn't.”</w:t>
+        <w:t>“I didn’t.”</w:t>
       </w:r>
     </w:p>
     <w:p>
@@ -2017,7 +2017,7 @@
         <w:jc w:val="left"/>
       </w:pPr>
       <w:r>
-        <w:t>“I don't know.”</w:t>
+        <w:t>“I don’t know.”</w:t>
       </w:r>
     </w:p>
     <w:p>
@@ -2225,15 +2225,15 @@
         <w:jc w:val="left"/>
       </w:pPr>
       <w:r>
-        <w:t>Hamid's face changed.</w:t>
-      </w:r>
-    </w:p>
-    <w:p>
-      <w:pPr>
-        <w:jc w:val="left"/>
-      </w:pPr>
-      <w:r>
-        <w:t>“I'd check it.”</w:t>
+        <w:t>Hamid’s face changed.</w:t>
+      </w:r>
+    </w:p>
+    <w:p>
+      <w:pPr>
+        <w:jc w:val="left"/>
+      </w:pPr>
+      <w:r>
+        <w:t>“I’d check it.”</w:t>
       </w:r>
     </w:p>
     <w:p>
@@ -2249,7 +2249,7 @@
         <w:jc w:val="left"/>
       </w:pPr>
       <w:r>
-        <w:t>“Just make sure it's still there.”</w:t>
+        <w:t>“Just make sure it’s still there.”</w:t>
       </w:r>
     </w:p>
     <w:p>
@@ -2281,7 +2281,7 @@
         <w:jc w:val="left"/>
       </w:pPr>
       <w:r>
-        <w:t>“I don't know.”</w:t>
+        <w:t>“I don’t know.”</w:t>
       </w:r>
     </w:p>
     <w:p>
@@ -2309,7 +2309,7 @@
         <w:jc w:val="left"/>
       </w:pPr>
       <w:r>
-        <w:t>Room 17 sat behind the station's rear corridor.</w:t>
+        <w:t>Room 17 sat behind the station’s rear corridor.</w:t>
       </w:r>
     </w:p>
     <w:p>
@@ -2485,15 +2485,15 @@
         <w:jc w:val="left"/>
       </w:pPr>
       <w:r>
-        <w:t>“Where's fourteen?”</w:t>
-      </w:r>
-    </w:p>
-    <w:p>
-      <w:pPr>
-        <w:jc w:val="left"/>
-      </w:pPr>
-      <w:r>
-        <w:t>“That is what we're asking,” Faizal said.</w:t>
+        <w:t>“Where’s fourteen?”</w:t>
+      </w:r>
+    </w:p>
+    <w:p>
+      <w:pPr>
+        <w:jc w:val="left"/>
+      </w:pPr>
+      <w:r>
+        <w:t>“That is what we’re asking,” Faizal said.</w:t>
       </w:r>
     </w:p>
     <w:p>
@@ -2669,7 +2669,7 @@
         <w:jc w:val="left"/>
       </w:pPr>
       <w:r>
-        <w:t>Like Salleh's.</w:t>
+        <w:t>Like Salleh’s.</w:t>
       </w:r>
     </w:p>
     <w:p>
@@ -2937,15 +2937,15 @@
         <w:jc w:val="left"/>
       </w:pPr>
       <w:r>
-        <w:t>Chong's statement.</w:t>
-      </w:r>
-    </w:p>
-    <w:p>
-      <w:pPr>
-        <w:jc w:val="left"/>
-      </w:pPr>
-      <w:r>
-        <w:t>Hamid's rewrite.</w:t>
+        <w:t>Chong’s statement.</w:t>
+      </w:r>
+    </w:p>
+    <w:p>
+      <w:pPr>
+        <w:jc w:val="left"/>
+      </w:pPr>
+      <w:r>
+        <w:t>Hamid’s rewrite.</w:t>
       </w:r>
     </w:p>
     <w:p>
@@ -3137,7 +3137,7 @@
         <w:jc w:val="left"/>
       </w:pPr>
       <w:r>
-        <w:t>“You don't.”</w:t>
+        <w:t>“You don’t.”</w:t>
       </w:r>
     </w:p>
     <w:p>
@@ -3233,7 +3233,7 @@
         <w:jc w:val="left"/>
       </w:pPr>
       <w:r>
-        <w:t>“And now it's gone.”</w:t>
+        <w:t>“And now it’s gone.”</w:t>
       </w:r>
     </w:p>
     <w:p>
@@ -3321,7 +3321,7 @@
         <w:jc w:val="left"/>
       </w:pPr>
       <w:r>
-        <w:t>“You don't always begin by asking what evidence proves.”</w:t>
+        <w:t>“You don’t always begin by asking what evidence proves.”</w:t>
       </w:r>
     </w:p>
     <w:p>
@@ -3541,7 +3541,7 @@
         <w:jc w:val="left"/>
       </w:pPr>
       <w:r>
-        <w:t>The constable's name appeared beside a late-night access time.</w:t>
+        <w:t>The constable’s name appeared beside a late-night access time.</w:t>
       </w:r>
     </w:p>
     <w:p>
@@ -3573,7 +3573,7 @@
         <w:jc w:val="left"/>
       </w:pPr>
       <w:r>
-        <w:t>“He shouldn't have been here.”</w:t>
+        <w:t>“He shouldn’t have been here.”</w:t>
       </w:r>
     </w:p>
     <w:p>
@@ -3637,15 +3637,15 @@
         <w:jc w:val="left"/>
       </w:pPr>
       <w:r>
-        <w:t>“That isn't the same thing.”</w:t>
-      </w:r>
-    </w:p>
-    <w:p>
-      <w:pPr>
-        <w:jc w:val="left"/>
-      </w:pPr>
-      <w:r>
-        <w:t>Something almost like approval crossed Harun's face.</w:t>
+        <w:t>“That isn’t the same thing.”</w:t>
+      </w:r>
+    </w:p>
+    <w:p>
+      <w:pPr>
+        <w:jc w:val="left"/>
+      </w:pPr>
+      <w:r>
+        <w:t>Something almost like approval crossed Harun’s face.</w:t>
       </w:r>
     </w:p>
     <w:p>
@@ -3873,7 +3873,7 @@
         <w:jc w:val="left"/>
       </w:pPr>
       <w:r>
-        <w:t>“I thought the original statement wasn't clear.”</w:t>
+        <w:t>“I thought the original statement wasn’t clear.”</w:t>
       </w:r>
     </w:p>
     <w:p>
@@ -3953,7 +3953,7 @@
         <w:jc w:val="left"/>
       </w:pPr>
       <w:r>
-        <w:t>Hamid's eyes rose.</w:t>
+        <w:t>Hamid’s eyes rose.</w:t>
       </w:r>
     </w:p>
     <w:p>
@@ -4145,7 +4145,7 @@
         <w:jc w:val="left"/>
       </w:pPr>
       <w:r>
-        <w:t>“I don't want this case.”</w:t>
+        <w:t>“I don’t want this case.”</w:t>
       </w:r>
     </w:p>
     <w:p>
@@ -4185,7 +4185,7 @@
         <w:jc w:val="left"/>
       </w:pPr>
       <w:r>
-        <w:t>Hamid's face closed.</w:t>
+        <w:t>Hamid’s face closed.</w:t>
       </w:r>
     </w:p>
     <w:p>
@@ -4209,7 +4209,7 @@
         <w:jc w:val="left"/>
       </w:pPr>
       <w:r>
-        <w:t>“You don't get to walk out.”</w:t>
+        <w:t>“You don’t get to walk out.”</w:t>
       </w:r>
     </w:p>
     <w:p>
@@ -4325,15 +4325,15 @@
         <w:jc w:val="left"/>
       </w:pPr>
       <w:r>
-        <w:t>“Because we're working from the original.”</w:t>
-      </w:r>
-    </w:p>
-    <w:p>
-      <w:pPr>
-        <w:jc w:val="left"/>
-      </w:pPr>
-      <w:r>
-        <w:t>“That doesn't answer me.”</w:t>
+        <w:t>“Because we’re working from the original.”</w:t>
+      </w:r>
+    </w:p>
+    <w:p>
+      <w:pPr>
+        <w:jc w:val="left"/>
+      </w:pPr>
+      <w:r>
+        <w:t>“That doesn’t answer me.”</w:t>
       </w:r>
     </w:p>
     <w:p>
@@ -4577,7 +4577,7 @@
         <w:jc w:val="left"/>
       </w:pPr>
       <w:r>
-        <w:t>“Don't decide Hamid is guilty yet.”</w:t>
+        <w:t>“Don’t decide Hamid is guilty yet.”</w:t>
       </w:r>
     </w:p>
     <w:p>
@@ -4665,7 +4665,7 @@
         <w:jc w:val="left"/>
       </w:pPr>
       <w:r>
-        <w:t>“You don't know why.”</w:t>
+        <w:t>“You don’t know why.”</w:t>
       </w:r>
     </w:p>
     <w:p>
